--- a/Full project TestCase/Test Cases_Backend/TestCase_Checking.docx
+++ b/Full project TestCase/Test Cases_Backend/TestCase_Checking.docx
@@ -2303,6 +2303,1792 @@
         </w:rPr>
       </w:pPr>
     </w:p>
+    <w:p>
+      <w:pPr>
+        <w:rPr>
+          <w:rFonts w:cstheme="minorHAnsi"/>
+        </w:rPr>
+      </w:pPr>
+    </w:p>
+    <w:tbl>
+      <w:tblPr>
+        <w:tblW w:w="17711" w:type="dxa"/>
+        <w:tblLook w:val="04A0" w:firstRow="1" w:lastRow="0" w:firstColumn="1" w:lastColumn="0" w:noHBand="0" w:noVBand="1"/>
+      </w:tblPr>
+      <w:tblGrid>
+        <w:gridCol w:w="987"/>
+        <w:gridCol w:w="120"/>
+        <w:gridCol w:w="1088"/>
+        <w:gridCol w:w="76"/>
+        <w:gridCol w:w="11"/>
+        <w:gridCol w:w="1211"/>
+        <w:gridCol w:w="10"/>
+        <w:gridCol w:w="37"/>
+        <w:gridCol w:w="1088"/>
+        <w:gridCol w:w="9"/>
+        <w:gridCol w:w="1126"/>
+        <w:gridCol w:w="9"/>
+        <w:gridCol w:w="37"/>
+        <w:gridCol w:w="182"/>
+        <w:gridCol w:w="673"/>
+        <w:gridCol w:w="233"/>
+        <w:gridCol w:w="10"/>
+        <w:gridCol w:w="646"/>
+        <w:gridCol w:w="97"/>
+        <w:gridCol w:w="382"/>
+        <w:gridCol w:w="47"/>
+        <w:gridCol w:w="627"/>
+        <w:gridCol w:w="152"/>
+        <w:gridCol w:w="310"/>
+        <w:gridCol w:w="825"/>
+        <w:gridCol w:w="965"/>
+        <w:gridCol w:w="170"/>
+        <w:gridCol w:w="1135"/>
+        <w:gridCol w:w="1135"/>
+        <w:gridCol w:w="967"/>
+        <w:gridCol w:w="168"/>
+        <w:gridCol w:w="3178"/>
+      </w:tblGrid>
+      <w:tr>
+        <w:trPr>
+          <w:gridAfter w:val="2"/>
+          <w:wAfter w:w="3346" w:type="dxa"/>
+          <w:trHeight w:val="298"/>
+        </w:trPr>
+        <w:tc>
+          <w:tcPr>
+            <w:tcW w:w="2271" w:type="dxa"/>
+            <w:gridSpan w:val="4"/>
+            <w:tcBorders>
+              <w:top w:val="single" w:sz="4" w:space="0" w:color="B2B2B2"/>
+              <w:left w:val="single" w:sz="4" w:space="0" w:color="B2B2B2"/>
+              <w:bottom w:val="single" w:sz="4" w:space="0" w:color="B2B2B2"/>
+              <w:right w:val="single" w:sz="4" w:space="0" w:color="B2B2B2"/>
+            </w:tcBorders>
+            <w:shd w:val="clear" w:color="auto" w:fill="FFFFCC"/>
+            <w:noWrap/>
+            <w:hideMark/>
+          </w:tcPr>
+          <w:p>
+            <w:pPr>
+              <w:rPr>
+                <w:rFonts w:cstheme="minorHAnsi"/>
+                <w:b/>
+                <w:bCs/>
+              </w:rPr>
+            </w:pPr>
+            <w:r>
+              <w:rPr>
+                <w:rFonts w:cstheme="minorHAnsi"/>
+                <w:b/>
+                <w:bCs/>
+              </w:rPr>
+              <w:lastRenderedPageBreak/>
+              <w:t>Test Case ID</w:t>
+            </w:r>
+          </w:p>
+        </w:tc>
+        <w:tc>
+          <w:tcPr>
+            <w:tcW w:w="3720" w:type="dxa"/>
+            <w:gridSpan w:val="10"/>
+            <w:tcBorders>
+              <w:top w:val="single" w:sz="4" w:space="0" w:color="auto"/>
+              <w:left w:val="nil"/>
+              <w:bottom w:val="single" w:sz="4" w:space="0" w:color="auto"/>
+              <w:right w:val="single" w:sz="4" w:space="0" w:color="auto"/>
+            </w:tcBorders>
+            <w:noWrap/>
+            <w:hideMark/>
+          </w:tcPr>
+          <w:p>
+            <w:pPr>
+              <w:rPr>
+                <w:rFonts w:cstheme="minorHAnsi"/>
+              </w:rPr>
+            </w:pPr>
+            <w:r>
+              <w:rPr>
+                <w:rFonts w:cstheme="minorHAnsi"/>
+              </w:rPr>
+              <w:t>Test_Ch _002</w:t>
+            </w:r>
+          </w:p>
+        </w:tc>
+        <w:tc>
+          <w:tcPr>
+            <w:tcW w:w="1562" w:type="dxa"/>
+            <w:gridSpan w:val="4"/>
+            <w:tcBorders>
+              <w:top w:val="single" w:sz="4" w:space="0" w:color="B2B2B2"/>
+              <w:left w:val="single" w:sz="4" w:space="0" w:color="B2B2B2"/>
+              <w:bottom w:val="single" w:sz="4" w:space="0" w:color="B2B2B2"/>
+              <w:right w:val="single" w:sz="4" w:space="0" w:color="B2B2B2"/>
+            </w:tcBorders>
+            <w:shd w:val="clear" w:color="auto" w:fill="FFFFCC"/>
+            <w:noWrap/>
+            <w:hideMark/>
+          </w:tcPr>
+          <w:p>
+            <w:pPr>
+              <w:rPr>
+                <w:rFonts w:cstheme="minorHAnsi"/>
+                <w:b/>
+                <w:bCs/>
+              </w:rPr>
+            </w:pPr>
+            <w:r>
+              <w:rPr>
+                <w:rFonts w:cstheme="minorHAnsi"/>
+                <w:b/>
+                <w:bCs/>
+              </w:rPr>
+              <w:t>Test Case Description</w:t>
+            </w:r>
+          </w:p>
+        </w:tc>
+        <w:tc>
+          <w:tcPr>
+            <w:tcW w:w="6812" w:type="dxa"/>
+            <w:gridSpan w:val="12"/>
+            <w:tcBorders>
+              <w:top w:val="single" w:sz="4" w:space="0" w:color="auto"/>
+              <w:left w:val="nil"/>
+              <w:bottom w:val="single" w:sz="4" w:space="0" w:color="auto"/>
+              <w:right w:val="single" w:sz="4" w:space="0" w:color="000000"/>
+            </w:tcBorders>
+            <w:hideMark/>
+          </w:tcPr>
+          <w:p>
+            <w:pPr>
+              <w:rPr>
+                <w:rFonts w:cstheme="minorHAnsi"/>
+              </w:rPr>
+            </w:pPr>
+            <w:r>
+              <w:rPr>
+                <w:rFonts w:cstheme="minorHAnsi"/>
+              </w:rPr>
+              <w:t>Verify that the system prevents SQL Injection attacks using prepared statements and input sanitization.</w:t>
+            </w:r>
+          </w:p>
+        </w:tc>
+      </w:tr>
+      <w:tr>
+        <w:trPr>
+          <w:gridAfter w:val="18"/>
+          <w:wAfter w:w="11720" w:type="dxa"/>
+          <w:trHeight w:val="298"/>
+        </w:trPr>
+        <w:tc>
+          <w:tcPr>
+            <w:tcW w:w="2271" w:type="dxa"/>
+            <w:gridSpan w:val="4"/>
+            <w:tcBorders>
+              <w:top w:val="single" w:sz="4" w:space="0" w:color="B2B2B2"/>
+              <w:left w:val="single" w:sz="4" w:space="0" w:color="B2B2B2"/>
+              <w:bottom w:val="single" w:sz="4" w:space="0" w:color="B2B2B2"/>
+              <w:right w:val="single" w:sz="4" w:space="0" w:color="B2B2B2"/>
+            </w:tcBorders>
+            <w:shd w:val="clear" w:color="auto" w:fill="FFFFCC"/>
+            <w:noWrap/>
+            <w:hideMark/>
+          </w:tcPr>
+          <w:p>
+            <w:pPr>
+              <w:rPr>
+                <w:rFonts w:cstheme="minorHAnsi"/>
+                <w:b/>
+                <w:bCs/>
+              </w:rPr>
+            </w:pPr>
+            <w:r>
+              <w:rPr>
+                <w:rFonts w:cstheme="minorHAnsi"/>
+                <w:b/>
+                <w:bCs/>
+              </w:rPr>
+              <w:t>Created By</w:t>
+            </w:r>
+          </w:p>
+        </w:tc>
+        <w:tc>
+          <w:tcPr>
+            <w:tcW w:w="3720" w:type="dxa"/>
+            <w:gridSpan w:val="10"/>
+            <w:tcBorders>
+              <w:top w:val="nil"/>
+              <w:left w:val="nil"/>
+              <w:bottom w:val="single" w:sz="4" w:space="0" w:color="auto"/>
+              <w:right w:val="single" w:sz="4" w:space="0" w:color="auto"/>
+            </w:tcBorders>
+            <w:noWrap/>
+            <w:hideMark/>
+          </w:tcPr>
+          <w:p>
+            <w:pPr>
+              <w:rPr>
+                <w:rFonts w:cstheme="minorHAnsi"/>
+              </w:rPr>
+            </w:pPr>
+            <w:r>
+              <w:rPr>
+                <w:rFonts w:cstheme="minorHAnsi"/>
+              </w:rPr>
+              <w:t>Chamuditha Jayasanka_QA</w:t>
+            </w:r>
+          </w:p>
+        </w:tc>
+      </w:tr>
+      <w:tr>
+        <w:trPr>
+          <w:trHeight w:val="298"/>
+        </w:trPr>
+        <w:tc>
+          <w:tcPr>
+            <w:tcW w:w="2282" w:type="dxa"/>
+            <w:gridSpan w:val="5"/>
+            <w:hideMark/>
+          </w:tcPr>
+          <w:p>
+            <w:pPr>
+              <w:rPr>
+                <w:rFonts w:cstheme="minorHAnsi"/>
+              </w:rPr>
+            </w:pPr>
+          </w:p>
+        </w:tc>
+        <w:tc>
+          <w:tcPr>
+            <w:tcW w:w="1221" w:type="dxa"/>
+            <w:gridSpan w:val="2"/>
+            <w:hideMark/>
+          </w:tcPr>
+          <w:p>
+            <w:pPr>
+              <w:rPr>
+                <w:rFonts w:cstheme="minorHAnsi"/>
+                <w:lang w:val="en-US"/>
+              </w:rPr>
+            </w:pPr>
+          </w:p>
+        </w:tc>
+        <w:tc>
+          <w:tcPr>
+            <w:tcW w:w="3161" w:type="dxa"/>
+            <w:gridSpan w:val="8"/>
+            <w:hideMark/>
+          </w:tcPr>
+          <w:p>
+            <w:pPr>
+              <w:rPr>
+                <w:rFonts w:cstheme="minorHAnsi"/>
+                <w:lang w:val="en-US"/>
+              </w:rPr>
+            </w:pPr>
+          </w:p>
+        </w:tc>
+        <w:tc>
+          <w:tcPr>
+            <w:tcW w:w="986" w:type="dxa"/>
+            <w:gridSpan w:val="4"/>
+            <w:hideMark/>
+          </w:tcPr>
+          <w:p>
+            <w:pPr>
+              <w:rPr>
+                <w:rFonts w:cstheme="minorHAnsi"/>
+                <w:lang w:val="en-US"/>
+              </w:rPr>
+            </w:pPr>
+          </w:p>
+        </w:tc>
+        <w:tc>
+          <w:tcPr>
+            <w:tcW w:w="1208" w:type="dxa"/>
+            <w:gridSpan w:val="4"/>
+            <w:hideMark/>
+          </w:tcPr>
+          <w:p>
+            <w:pPr>
+              <w:rPr>
+                <w:rFonts w:cstheme="minorHAnsi"/>
+                <w:lang w:val="en-US"/>
+              </w:rPr>
+            </w:pPr>
+          </w:p>
+        </w:tc>
+        <w:tc>
+          <w:tcPr>
+            <w:tcW w:w="1135" w:type="dxa"/>
+            <w:gridSpan w:val="2"/>
+            <w:hideMark/>
+          </w:tcPr>
+          <w:p>
+            <w:pPr>
+              <w:rPr>
+                <w:rFonts w:cstheme="minorHAnsi"/>
+                <w:lang w:val="en-US"/>
+              </w:rPr>
+            </w:pPr>
+          </w:p>
+        </w:tc>
+        <w:tc>
+          <w:tcPr>
+            <w:tcW w:w="1135" w:type="dxa"/>
+            <w:gridSpan w:val="2"/>
+            <w:hideMark/>
+          </w:tcPr>
+          <w:p>
+            <w:pPr>
+              <w:rPr>
+                <w:rFonts w:cstheme="minorHAnsi"/>
+                <w:lang w:val="en-US"/>
+              </w:rPr>
+            </w:pPr>
+          </w:p>
+        </w:tc>
+        <w:tc>
+          <w:tcPr>
+            <w:tcW w:w="1135" w:type="dxa"/>
+            <w:hideMark/>
+          </w:tcPr>
+          <w:p>
+            <w:pPr>
+              <w:rPr>
+                <w:rFonts w:cstheme="minorHAnsi"/>
+                <w:lang w:val="en-US"/>
+              </w:rPr>
+            </w:pPr>
+          </w:p>
+        </w:tc>
+        <w:tc>
+          <w:tcPr>
+            <w:tcW w:w="1135" w:type="dxa"/>
+            <w:hideMark/>
+          </w:tcPr>
+          <w:p>
+            <w:pPr>
+              <w:rPr>
+                <w:rFonts w:cstheme="minorHAnsi"/>
+                <w:lang w:val="en-US"/>
+              </w:rPr>
+            </w:pPr>
+          </w:p>
+        </w:tc>
+        <w:tc>
+          <w:tcPr>
+            <w:tcW w:w="1135" w:type="dxa"/>
+            <w:gridSpan w:val="2"/>
+            <w:hideMark/>
+          </w:tcPr>
+          <w:p>
+            <w:pPr>
+              <w:rPr>
+                <w:rFonts w:cstheme="minorHAnsi"/>
+                <w:lang w:val="en-US"/>
+              </w:rPr>
+            </w:pPr>
+          </w:p>
+        </w:tc>
+        <w:tc>
+          <w:tcPr>
+            <w:tcW w:w="3178" w:type="dxa"/>
+            <w:hideMark/>
+          </w:tcPr>
+          <w:p>
+            <w:pPr>
+              <w:rPr>
+                <w:rFonts w:cstheme="minorHAnsi"/>
+                <w:lang w:val="en-US"/>
+              </w:rPr>
+            </w:pPr>
+          </w:p>
+        </w:tc>
+      </w:tr>
+      <w:tr>
+        <w:trPr>
+          <w:gridAfter w:val="15"/>
+          <w:wAfter w:w="10804" w:type="dxa"/>
+          <w:trHeight w:val="298"/>
+        </w:trPr>
+        <w:tc>
+          <w:tcPr>
+            <w:tcW w:w="2282" w:type="dxa"/>
+            <w:gridSpan w:val="5"/>
+            <w:hideMark/>
+          </w:tcPr>
+          <w:p>
+            <w:pPr>
+              <w:rPr>
+                <w:rFonts w:cstheme="minorHAnsi"/>
+                <w:lang w:val="en-US"/>
+              </w:rPr>
+            </w:pPr>
+          </w:p>
+        </w:tc>
+        <w:tc>
+          <w:tcPr>
+            <w:tcW w:w="1221" w:type="dxa"/>
+            <w:gridSpan w:val="2"/>
+            <w:hideMark/>
+          </w:tcPr>
+          <w:p>
+            <w:pPr>
+              <w:rPr>
+                <w:rFonts w:cstheme="minorHAnsi"/>
+                <w:lang w:val="en-US"/>
+              </w:rPr>
+            </w:pPr>
+          </w:p>
+        </w:tc>
+        <w:tc>
+          <w:tcPr>
+            <w:tcW w:w="1134" w:type="dxa"/>
+            <w:gridSpan w:val="3"/>
+            <w:hideMark/>
+          </w:tcPr>
+          <w:p>
+            <w:pPr>
+              <w:rPr>
+                <w:rFonts w:cstheme="minorHAnsi"/>
+                <w:lang w:val="en-US"/>
+              </w:rPr>
+            </w:pPr>
+          </w:p>
+        </w:tc>
+        <w:tc>
+          <w:tcPr>
+            <w:tcW w:w="1135" w:type="dxa"/>
+            <w:gridSpan w:val="2"/>
+            <w:hideMark/>
+          </w:tcPr>
+          <w:p>
+            <w:pPr>
+              <w:rPr>
+                <w:rFonts w:cstheme="minorHAnsi"/>
+                <w:lang w:val="en-US"/>
+              </w:rPr>
+            </w:pPr>
+          </w:p>
+        </w:tc>
+        <w:tc>
+          <w:tcPr>
+            <w:tcW w:w="1135" w:type="dxa"/>
+            <w:gridSpan w:val="5"/>
+            <w:hideMark/>
+          </w:tcPr>
+          <w:p>
+            <w:pPr>
+              <w:rPr>
+                <w:rFonts w:cstheme="minorHAnsi"/>
+                <w:lang w:val="en-US"/>
+              </w:rPr>
+            </w:pPr>
+          </w:p>
+        </w:tc>
+      </w:tr>
+      <w:tr>
+        <w:trPr>
+          <w:gridAfter w:val="8"/>
+          <w:wAfter w:w="8543" w:type="dxa"/>
+          <w:trHeight w:val="298"/>
+        </w:trPr>
+        <w:tc>
+          <w:tcPr>
+            <w:tcW w:w="987" w:type="dxa"/>
+            <w:hideMark/>
+          </w:tcPr>
+          <w:p>
+            <w:pPr>
+              <w:rPr>
+                <w:rFonts w:cstheme="minorHAnsi"/>
+              </w:rPr>
+            </w:pPr>
+          </w:p>
+        </w:tc>
+        <w:tc>
+          <w:tcPr>
+            <w:tcW w:w="1208" w:type="dxa"/>
+            <w:gridSpan w:val="2"/>
+            <w:hideMark/>
+          </w:tcPr>
+          <w:p>
+            <w:pPr>
+              <w:rPr>
+                <w:rFonts w:cstheme="minorHAnsi"/>
+                <w:lang w:val="en-US"/>
+              </w:rPr>
+            </w:pPr>
+          </w:p>
+        </w:tc>
+        <w:tc>
+          <w:tcPr>
+            <w:tcW w:w="1298" w:type="dxa"/>
+            <w:gridSpan w:val="3"/>
+            <w:hideMark/>
+          </w:tcPr>
+          <w:p>
+            <w:pPr>
+              <w:rPr>
+                <w:rFonts w:cstheme="minorHAnsi"/>
+                <w:lang w:val="en-US"/>
+              </w:rPr>
+            </w:pPr>
+          </w:p>
+        </w:tc>
+        <w:tc>
+          <w:tcPr>
+            <w:tcW w:w="1135" w:type="dxa"/>
+            <w:gridSpan w:val="3"/>
+            <w:hideMark/>
+          </w:tcPr>
+          <w:p>
+            <w:pPr>
+              <w:rPr>
+                <w:rFonts w:cstheme="minorHAnsi"/>
+                <w:lang w:val="en-US"/>
+              </w:rPr>
+            </w:pPr>
+          </w:p>
+        </w:tc>
+        <w:tc>
+          <w:tcPr>
+            <w:tcW w:w="1135" w:type="dxa"/>
+            <w:gridSpan w:val="2"/>
+            <w:hideMark/>
+          </w:tcPr>
+          <w:p>
+            <w:pPr>
+              <w:rPr>
+                <w:rFonts w:cstheme="minorHAnsi"/>
+                <w:lang w:val="en-US"/>
+              </w:rPr>
+            </w:pPr>
+          </w:p>
+        </w:tc>
+        <w:tc>
+          <w:tcPr>
+            <w:tcW w:w="1134" w:type="dxa"/>
+            <w:gridSpan w:val="5"/>
+            <w:hideMark/>
+          </w:tcPr>
+          <w:p>
+            <w:pPr>
+              <w:rPr>
+                <w:rFonts w:cstheme="minorHAnsi"/>
+                <w:lang w:val="en-US"/>
+              </w:rPr>
+            </w:pPr>
+          </w:p>
+        </w:tc>
+        <w:tc>
+          <w:tcPr>
+            <w:tcW w:w="1135" w:type="dxa"/>
+            <w:gridSpan w:val="4"/>
+            <w:hideMark/>
+          </w:tcPr>
+          <w:p>
+            <w:pPr>
+              <w:rPr>
+                <w:rFonts w:cstheme="minorHAnsi"/>
+                <w:lang w:val="en-US"/>
+              </w:rPr>
+            </w:pPr>
+          </w:p>
+        </w:tc>
+        <w:tc>
+          <w:tcPr>
+            <w:tcW w:w="1136" w:type="dxa"/>
+            <w:gridSpan w:val="4"/>
+            <w:hideMark/>
+          </w:tcPr>
+          <w:p>
+            <w:pPr>
+              <w:rPr>
+                <w:rFonts w:cstheme="minorHAnsi"/>
+                <w:lang w:val="en-US"/>
+              </w:rPr>
+            </w:pPr>
+          </w:p>
+        </w:tc>
+      </w:tr>
+      <w:tr>
+        <w:trPr>
+          <w:gridAfter w:val="11"/>
+          <w:wAfter w:w="9632" w:type="dxa"/>
+          <w:trHeight w:val="298"/>
+        </w:trPr>
+        <w:tc>
+          <w:tcPr>
+            <w:tcW w:w="1107" w:type="dxa"/>
+            <w:gridSpan w:val="2"/>
+            <w:tcBorders>
+              <w:top w:val="single" w:sz="4" w:space="0" w:color="B2B2B2"/>
+              <w:left w:val="single" w:sz="4" w:space="0" w:color="B2B2B2"/>
+              <w:bottom w:val="single" w:sz="4" w:space="0" w:color="B2B2B2"/>
+              <w:right w:val="single" w:sz="4" w:space="0" w:color="B2B2B2"/>
+            </w:tcBorders>
+            <w:shd w:val="clear" w:color="auto" w:fill="FFFFCC"/>
+            <w:hideMark/>
+          </w:tcPr>
+          <w:p>
+            <w:pPr>
+              <w:rPr>
+                <w:rFonts w:cstheme="minorHAnsi"/>
+                <w:b/>
+                <w:bCs/>
+              </w:rPr>
+            </w:pPr>
+            <w:r>
+              <w:rPr>
+                <w:rFonts w:cstheme="minorHAnsi"/>
+                <w:b/>
+                <w:bCs/>
+              </w:rPr>
+              <w:t>Date Tested</w:t>
+            </w:r>
+          </w:p>
+        </w:tc>
+        <w:tc>
+          <w:tcPr>
+            <w:tcW w:w="2433" w:type="dxa"/>
+            <w:gridSpan w:val="6"/>
+            <w:tcBorders>
+              <w:top w:val="single" w:sz="4" w:space="0" w:color="auto"/>
+              <w:left w:val="single" w:sz="4" w:space="0" w:color="auto"/>
+              <w:bottom w:val="single" w:sz="4" w:space="0" w:color="auto"/>
+              <w:right w:val="single" w:sz="4" w:space="0" w:color="auto"/>
+            </w:tcBorders>
+            <w:hideMark/>
+          </w:tcPr>
+          <w:p>
+            <w:pPr>
+              <w:rPr>
+                <w:rFonts w:cstheme="minorHAnsi"/>
+              </w:rPr>
+            </w:pPr>
+            <w:r>
+              <w:rPr>
+                <w:rFonts w:cstheme="minorHAnsi"/>
+              </w:rPr>
+              <w:t>2026-04.21</w:t>
+            </w:r>
+          </w:p>
+        </w:tc>
+        <w:tc>
+          <w:tcPr>
+            <w:tcW w:w="2269" w:type="dxa"/>
+            <w:gridSpan w:val="5"/>
+            <w:tcBorders>
+              <w:top w:val="single" w:sz="4" w:space="0" w:color="B2B2B2"/>
+              <w:left w:val="single" w:sz="4" w:space="0" w:color="B2B2B2"/>
+              <w:bottom w:val="single" w:sz="4" w:space="0" w:color="B2B2B2"/>
+              <w:right w:val="single" w:sz="4" w:space="0" w:color="B2B2B2"/>
+            </w:tcBorders>
+            <w:shd w:val="clear" w:color="auto" w:fill="FFFFCC"/>
+            <w:hideMark/>
+          </w:tcPr>
+          <w:p>
+            <w:pPr>
+              <w:rPr>
+                <w:rFonts w:cstheme="minorHAnsi"/>
+                <w:b/>
+                <w:bCs/>
+              </w:rPr>
+            </w:pPr>
+            <w:r>
+              <w:rPr>
+                <w:rFonts w:cstheme="minorHAnsi"/>
+                <w:b/>
+                <w:bCs/>
+              </w:rPr>
+              <w:t>Test Case (Pass/Fail/Not Executed)</w:t>
+            </w:r>
+          </w:p>
+        </w:tc>
+        <w:tc>
+          <w:tcPr>
+            <w:tcW w:w="2270" w:type="dxa"/>
+            <w:gridSpan w:val="8"/>
+            <w:tcBorders>
+              <w:top w:val="single" w:sz="4" w:space="0" w:color="auto"/>
+              <w:left w:val="single" w:sz="4" w:space="0" w:color="auto"/>
+              <w:bottom w:val="single" w:sz="4" w:space="0" w:color="auto"/>
+              <w:right w:val="single" w:sz="4" w:space="0" w:color="auto"/>
+            </w:tcBorders>
+            <w:hideMark/>
+          </w:tcPr>
+          <w:p>
+            <w:pPr>
+              <w:rPr>
+                <w:rFonts w:cstheme="minorHAnsi"/>
+              </w:rPr>
+            </w:pPr>
+            <w:r>
+              <w:rPr>
+                <w:rFonts w:cstheme="minorHAnsi"/>
+              </w:rPr>
+              <w:t>Pass</w:t>
+            </w:r>
+          </w:p>
+        </w:tc>
+      </w:tr>
+      <w:tr>
+        <w:trPr>
+          <w:trHeight w:val="298"/>
+        </w:trPr>
+        <w:tc>
+          <w:tcPr>
+            <w:tcW w:w="2282" w:type="dxa"/>
+            <w:gridSpan w:val="5"/>
+            <w:hideMark/>
+          </w:tcPr>
+          <w:p>
+            <w:pPr>
+              <w:rPr>
+                <w:rFonts w:cstheme="minorHAnsi"/>
+              </w:rPr>
+            </w:pPr>
+          </w:p>
+        </w:tc>
+        <w:tc>
+          <w:tcPr>
+            <w:tcW w:w="1221" w:type="dxa"/>
+            <w:gridSpan w:val="2"/>
+            <w:hideMark/>
+          </w:tcPr>
+          <w:p>
+            <w:pPr>
+              <w:rPr>
+                <w:rFonts w:cstheme="minorHAnsi"/>
+                <w:lang w:val="en-US"/>
+              </w:rPr>
+            </w:pPr>
+          </w:p>
+        </w:tc>
+        <w:tc>
+          <w:tcPr>
+            <w:tcW w:w="3161" w:type="dxa"/>
+            <w:gridSpan w:val="8"/>
+            <w:hideMark/>
+          </w:tcPr>
+          <w:p>
+            <w:pPr>
+              <w:rPr>
+                <w:rFonts w:cstheme="minorHAnsi"/>
+                <w:lang w:val="en-US"/>
+              </w:rPr>
+            </w:pPr>
+          </w:p>
+        </w:tc>
+        <w:tc>
+          <w:tcPr>
+            <w:tcW w:w="986" w:type="dxa"/>
+            <w:gridSpan w:val="4"/>
+            <w:hideMark/>
+          </w:tcPr>
+          <w:p>
+            <w:pPr>
+              <w:rPr>
+                <w:rFonts w:cstheme="minorHAnsi"/>
+                <w:lang w:val="en-US"/>
+              </w:rPr>
+            </w:pPr>
+          </w:p>
+        </w:tc>
+        <w:tc>
+          <w:tcPr>
+            <w:tcW w:w="1208" w:type="dxa"/>
+            <w:gridSpan w:val="4"/>
+            <w:hideMark/>
+          </w:tcPr>
+          <w:p>
+            <w:pPr>
+              <w:rPr>
+                <w:rFonts w:cstheme="minorHAnsi"/>
+                <w:lang w:val="en-US"/>
+              </w:rPr>
+            </w:pPr>
+          </w:p>
+        </w:tc>
+        <w:tc>
+          <w:tcPr>
+            <w:tcW w:w="1135" w:type="dxa"/>
+            <w:gridSpan w:val="2"/>
+            <w:hideMark/>
+          </w:tcPr>
+          <w:p>
+            <w:pPr>
+              <w:rPr>
+                <w:rFonts w:cstheme="minorHAnsi"/>
+                <w:lang w:val="en-US"/>
+              </w:rPr>
+            </w:pPr>
+          </w:p>
+        </w:tc>
+        <w:tc>
+          <w:tcPr>
+            <w:tcW w:w="1135" w:type="dxa"/>
+            <w:gridSpan w:val="2"/>
+            <w:hideMark/>
+          </w:tcPr>
+          <w:p>
+            <w:pPr>
+              <w:rPr>
+                <w:rFonts w:cstheme="minorHAnsi"/>
+                <w:lang w:val="en-US"/>
+              </w:rPr>
+            </w:pPr>
+          </w:p>
+        </w:tc>
+        <w:tc>
+          <w:tcPr>
+            <w:tcW w:w="1135" w:type="dxa"/>
+            <w:hideMark/>
+          </w:tcPr>
+          <w:p>
+            <w:pPr>
+              <w:rPr>
+                <w:rFonts w:cstheme="minorHAnsi"/>
+                <w:lang w:val="en-US"/>
+              </w:rPr>
+            </w:pPr>
+          </w:p>
+        </w:tc>
+        <w:tc>
+          <w:tcPr>
+            <w:tcW w:w="1135" w:type="dxa"/>
+            <w:hideMark/>
+          </w:tcPr>
+          <w:p>
+            <w:pPr>
+              <w:rPr>
+                <w:rFonts w:cstheme="minorHAnsi"/>
+                <w:lang w:val="en-US"/>
+              </w:rPr>
+            </w:pPr>
+          </w:p>
+        </w:tc>
+        <w:tc>
+          <w:tcPr>
+            <w:tcW w:w="1135" w:type="dxa"/>
+            <w:gridSpan w:val="2"/>
+            <w:hideMark/>
+          </w:tcPr>
+          <w:p>
+            <w:pPr>
+              <w:rPr>
+                <w:rFonts w:cstheme="minorHAnsi"/>
+                <w:lang w:val="en-US"/>
+              </w:rPr>
+            </w:pPr>
+          </w:p>
+        </w:tc>
+        <w:tc>
+          <w:tcPr>
+            <w:tcW w:w="3178" w:type="dxa"/>
+            <w:hideMark/>
+          </w:tcPr>
+          <w:p>
+            <w:pPr>
+              <w:rPr>
+                <w:rFonts w:cstheme="minorHAnsi"/>
+                <w:lang w:val="en-US"/>
+              </w:rPr>
+            </w:pPr>
+          </w:p>
+        </w:tc>
+      </w:tr>
+      <w:tr>
+        <w:trPr>
+          <w:gridAfter w:val="27"/>
+          <w:wAfter w:w="15429" w:type="dxa"/>
+          <w:trHeight w:val="298"/>
+        </w:trPr>
+        <w:tc>
+          <w:tcPr>
+            <w:tcW w:w="2282" w:type="dxa"/>
+            <w:gridSpan w:val="5"/>
+            <w:hideMark/>
+          </w:tcPr>
+          <w:p>
+            <w:pPr>
+              <w:rPr>
+                <w:rFonts w:cstheme="minorHAnsi"/>
+                <w:lang w:val="en-US"/>
+              </w:rPr>
+            </w:pPr>
+          </w:p>
+        </w:tc>
+      </w:tr>
+      <w:tr>
+        <w:trPr>
+          <w:gridAfter w:val="15"/>
+          <w:wAfter w:w="10804" w:type="dxa"/>
+          <w:trHeight w:val="298"/>
+        </w:trPr>
+        <w:tc>
+          <w:tcPr>
+            <w:tcW w:w="2282" w:type="dxa"/>
+            <w:gridSpan w:val="5"/>
+            <w:tcBorders>
+              <w:top w:val="single" w:sz="4" w:space="0" w:color="B2B2B2"/>
+              <w:left w:val="single" w:sz="4" w:space="0" w:color="B2B2B2"/>
+              <w:bottom w:val="single" w:sz="4" w:space="0" w:color="B2B2B2"/>
+              <w:right w:val="single" w:sz="4" w:space="0" w:color="B2B2B2"/>
+            </w:tcBorders>
+            <w:shd w:val="clear" w:color="auto" w:fill="FFFFCC"/>
+            <w:noWrap/>
+            <w:hideMark/>
+          </w:tcPr>
+          <w:p>
+            <w:pPr>
+              <w:rPr>
+                <w:rFonts w:cstheme="minorHAnsi"/>
+                <w:b/>
+                <w:bCs/>
+                <w:u w:val="single"/>
+              </w:rPr>
+            </w:pPr>
+            <w:r>
+              <w:rPr>
+                <w:rFonts w:cstheme="minorHAnsi"/>
+                <w:b/>
+                <w:bCs/>
+                <w:u w:val="single"/>
+              </w:rPr>
+              <w:t>Test Scenario</w:t>
+            </w:r>
+          </w:p>
+        </w:tc>
+        <w:tc>
+          <w:tcPr>
+            <w:tcW w:w="1221" w:type="dxa"/>
+            <w:gridSpan w:val="2"/>
+            <w:hideMark/>
+          </w:tcPr>
+          <w:p>
+            <w:pPr>
+              <w:rPr>
+                <w:rFonts w:cstheme="minorHAnsi"/>
+              </w:rPr>
+            </w:pPr>
+            <w:r>
+              <w:rPr>
+                <w:rFonts w:cstheme="minorHAnsi"/>
+              </w:rPr>
+              <w:t>SQL Injection Prevention Testing</w:t>
+            </w:r>
+          </w:p>
+        </w:tc>
+        <w:tc>
+          <w:tcPr>
+            <w:tcW w:w="1134" w:type="dxa"/>
+            <w:gridSpan w:val="3"/>
+            <w:hideMark/>
+          </w:tcPr>
+          <w:p>
+            <w:pPr>
+              <w:rPr>
+                <w:rFonts w:cstheme="minorHAnsi"/>
+              </w:rPr>
+            </w:pPr>
+          </w:p>
+        </w:tc>
+        <w:tc>
+          <w:tcPr>
+            <w:tcW w:w="1135" w:type="dxa"/>
+            <w:gridSpan w:val="2"/>
+            <w:hideMark/>
+          </w:tcPr>
+          <w:p>
+            <w:pPr>
+              <w:rPr>
+                <w:rFonts w:cstheme="minorHAnsi"/>
+                <w:lang w:val="en-US"/>
+              </w:rPr>
+            </w:pPr>
+          </w:p>
+        </w:tc>
+        <w:tc>
+          <w:tcPr>
+            <w:tcW w:w="1135" w:type="dxa"/>
+            <w:gridSpan w:val="5"/>
+            <w:hideMark/>
+          </w:tcPr>
+          <w:p>
+            <w:pPr>
+              <w:rPr>
+                <w:rFonts w:cstheme="minorHAnsi"/>
+                <w:lang w:val="en-US"/>
+              </w:rPr>
+            </w:pPr>
+          </w:p>
+        </w:tc>
+      </w:tr>
+      <w:tr>
+        <w:trPr>
+          <w:trHeight w:val="298"/>
+        </w:trPr>
+        <w:tc>
+          <w:tcPr>
+            <w:tcW w:w="2282" w:type="dxa"/>
+            <w:gridSpan w:val="5"/>
+            <w:noWrap/>
+            <w:vAlign w:val="bottom"/>
+            <w:hideMark/>
+          </w:tcPr>
+          <w:p>
+            <w:pPr>
+              <w:rPr>
+                <w:rFonts w:cstheme="minorHAnsi"/>
+              </w:rPr>
+            </w:pPr>
+          </w:p>
+        </w:tc>
+        <w:tc>
+          <w:tcPr>
+            <w:tcW w:w="1221" w:type="dxa"/>
+            <w:gridSpan w:val="2"/>
+            <w:noWrap/>
+            <w:vAlign w:val="bottom"/>
+            <w:hideMark/>
+          </w:tcPr>
+          <w:p>
+            <w:pPr>
+              <w:rPr>
+                <w:rFonts w:cstheme="minorHAnsi"/>
+                <w:lang w:val="en-US"/>
+              </w:rPr>
+            </w:pPr>
+          </w:p>
+        </w:tc>
+        <w:tc>
+          <w:tcPr>
+            <w:tcW w:w="3161" w:type="dxa"/>
+            <w:gridSpan w:val="8"/>
+            <w:noWrap/>
+            <w:vAlign w:val="bottom"/>
+            <w:hideMark/>
+          </w:tcPr>
+          <w:p>
+            <w:pPr>
+              <w:rPr>
+                <w:rFonts w:cstheme="minorHAnsi"/>
+                <w:lang w:val="en-US"/>
+              </w:rPr>
+            </w:pPr>
+          </w:p>
+        </w:tc>
+        <w:tc>
+          <w:tcPr>
+            <w:tcW w:w="986" w:type="dxa"/>
+            <w:gridSpan w:val="4"/>
+            <w:noWrap/>
+            <w:vAlign w:val="bottom"/>
+            <w:hideMark/>
+          </w:tcPr>
+          <w:p>
+            <w:pPr>
+              <w:rPr>
+                <w:rFonts w:cstheme="minorHAnsi"/>
+                <w:lang w:val="en-US"/>
+              </w:rPr>
+            </w:pPr>
+          </w:p>
+        </w:tc>
+        <w:tc>
+          <w:tcPr>
+            <w:tcW w:w="1208" w:type="dxa"/>
+            <w:gridSpan w:val="4"/>
+            <w:noWrap/>
+            <w:vAlign w:val="bottom"/>
+            <w:hideMark/>
+          </w:tcPr>
+          <w:p>
+            <w:pPr>
+              <w:rPr>
+                <w:rFonts w:cstheme="minorHAnsi"/>
+                <w:lang w:val="en-US"/>
+              </w:rPr>
+            </w:pPr>
+          </w:p>
+        </w:tc>
+        <w:tc>
+          <w:tcPr>
+            <w:tcW w:w="1135" w:type="dxa"/>
+            <w:gridSpan w:val="2"/>
+            <w:noWrap/>
+            <w:vAlign w:val="bottom"/>
+            <w:hideMark/>
+          </w:tcPr>
+          <w:p>
+            <w:pPr>
+              <w:rPr>
+                <w:rFonts w:cstheme="minorHAnsi"/>
+                <w:lang w:val="en-US"/>
+              </w:rPr>
+            </w:pPr>
+          </w:p>
+        </w:tc>
+        <w:tc>
+          <w:tcPr>
+            <w:tcW w:w="1135" w:type="dxa"/>
+            <w:gridSpan w:val="2"/>
+            <w:noWrap/>
+            <w:vAlign w:val="bottom"/>
+            <w:hideMark/>
+          </w:tcPr>
+          <w:p>
+            <w:pPr>
+              <w:rPr>
+                <w:rFonts w:cstheme="minorHAnsi"/>
+                <w:lang w:val="en-US"/>
+              </w:rPr>
+            </w:pPr>
+          </w:p>
+        </w:tc>
+        <w:tc>
+          <w:tcPr>
+            <w:tcW w:w="1135" w:type="dxa"/>
+            <w:noWrap/>
+            <w:vAlign w:val="bottom"/>
+            <w:hideMark/>
+          </w:tcPr>
+          <w:p>
+            <w:pPr>
+              <w:rPr>
+                <w:rFonts w:cstheme="minorHAnsi"/>
+                <w:lang w:val="en-US"/>
+              </w:rPr>
+            </w:pPr>
+          </w:p>
+        </w:tc>
+        <w:tc>
+          <w:tcPr>
+            <w:tcW w:w="1135" w:type="dxa"/>
+            <w:noWrap/>
+            <w:vAlign w:val="bottom"/>
+            <w:hideMark/>
+          </w:tcPr>
+          <w:p>
+            <w:pPr>
+              <w:rPr>
+                <w:rFonts w:cstheme="minorHAnsi"/>
+                <w:lang w:val="en-US"/>
+              </w:rPr>
+            </w:pPr>
+          </w:p>
+        </w:tc>
+        <w:tc>
+          <w:tcPr>
+            <w:tcW w:w="1135" w:type="dxa"/>
+            <w:gridSpan w:val="2"/>
+            <w:noWrap/>
+            <w:vAlign w:val="bottom"/>
+            <w:hideMark/>
+          </w:tcPr>
+          <w:p>
+            <w:pPr>
+              <w:rPr>
+                <w:rFonts w:cstheme="minorHAnsi"/>
+                <w:lang w:val="en-US"/>
+              </w:rPr>
+            </w:pPr>
+          </w:p>
+        </w:tc>
+        <w:tc>
+          <w:tcPr>
+            <w:tcW w:w="3178" w:type="dxa"/>
+            <w:noWrap/>
+            <w:vAlign w:val="bottom"/>
+            <w:hideMark/>
+          </w:tcPr>
+          <w:p>
+            <w:pPr>
+              <w:rPr>
+                <w:rFonts w:cstheme="minorHAnsi"/>
+                <w:lang w:val="en-US"/>
+              </w:rPr>
+            </w:pPr>
+          </w:p>
+        </w:tc>
+      </w:tr>
+      <w:tr>
+        <w:trPr>
+          <w:gridAfter w:val="2"/>
+          <w:wAfter w:w="3346" w:type="dxa"/>
+          <w:trHeight w:val="477"/>
+        </w:trPr>
+        <w:tc>
+          <w:tcPr>
+            <w:tcW w:w="2282" w:type="dxa"/>
+            <w:gridSpan w:val="5"/>
+            <w:vMerge w:val="restart"/>
+            <w:tcBorders>
+              <w:top w:val="single" w:sz="4" w:space="0" w:color="B2B2B2"/>
+              <w:left w:val="single" w:sz="4" w:space="0" w:color="B2B2B2"/>
+              <w:bottom w:val="single" w:sz="4" w:space="0" w:color="B2B2B2"/>
+              <w:right w:val="single" w:sz="4" w:space="0" w:color="B2B2B2"/>
+            </w:tcBorders>
+            <w:shd w:val="clear" w:color="auto" w:fill="FFFFCC"/>
+            <w:hideMark/>
+          </w:tcPr>
+          <w:p>
+            <w:pPr>
+              <w:rPr>
+                <w:rFonts w:cstheme="minorHAnsi"/>
+                <w:b/>
+                <w:bCs/>
+              </w:rPr>
+            </w:pPr>
+            <w:r>
+              <w:rPr>
+                <w:rFonts w:cstheme="minorHAnsi"/>
+                <w:b/>
+                <w:bCs/>
+              </w:rPr>
+              <w:t>Precondition</w:t>
+            </w:r>
+          </w:p>
+        </w:tc>
+        <w:tc>
+          <w:tcPr>
+            <w:tcW w:w="3709" w:type="dxa"/>
+            <w:gridSpan w:val="9"/>
+            <w:vMerge w:val="restart"/>
+            <w:tcBorders>
+              <w:top w:val="single" w:sz="4" w:space="0" w:color="B2B2B2"/>
+              <w:left w:val="single" w:sz="4" w:space="0" w:color="B2B2B2"/>
+              <w:bottom w:val="single" w:sz="4" w:space="0" w:color="B2B2B2"/>
+              <w:right w:val="single" w:sz="4" w:space="0" w:color="B2B2B2"/>
+            </w:tcBorders>
+            <w:shd w:val="clear" w:color="auto" w:fill="FFFFCC"/>
+            <w:hideMark/>
+          </w:tcPr>
+          <w:p>
+            <w:pPr>
+              <w:rPr>
+                <w:rFonts w:cstheme="minorHAnsi"/>
+                <w:b/>
+                <w:bCs/>
+              </w:rPr>
+            </w:pPr>
+            <w:r>
+              <w:rPr>
+                <w:rFonts w:cstheme="minorHAnsi"/>
+                <w:b/>
+                <w:bCs/>
+              </w:rPr>
+              <w:t>Test Steps</w:t>
+            </w:r>
+          </w:p>
+        </w:tc>
+        <w:tc>
+          <w:tcPr>
+            <w:tcW w:w="2715" w:type="dxa"/>
+            <w:gridSpan w:val="8"/>
+            <w:vMerge w:val="restart"/>
+            <w:tcBorders>
+              <w:top w:val="single" w:sz="4" w:space="0" w:color="B2B2B2"/>
+              <w:left w:val="single" w:sz="4" w:space="0" w:color="B2B2B2"/>
+              <w:bottom w:val="single" w:sz="4" w:space="0" w:color="B2B2B2"/>
+              <w:right w:val="single" w:sz="4" w:space="0" w:color="B2B2B2"/>
+            </w:tcBorders>
+            <w:shd w:val="clear" w:color="auto" w:fill="FFFFCC"/>
+            <w:noWrap/>
+            <w:hideMark/>
+          </w:tcPr>
+          <w:p>
+            <w:pPr>
+              <w:rPr>
+                <w:rFonts w:cstheme="minorHAnsi"/>
+                <w:b/>
+                <w:bCs/>
+              </w:rPr>
+            </w:pPr>
+            <w:r>
+              <w:rPr>
+                <w:rFonts w:cstheme="minorHAnsi"/>
+                <w:b/>
+                <w:bCs/>
+              </w:rPr>
+              <w:t>Expected Results</w:t>
+            </w:r>
+          </w:p>
+        </w:tc>
+        <w:tc>
+          <w:tcPr>
+            <w:tcW w:w="2252" w:type="dxa"/>
+            <w:gridSpan w:val="4"/>
+            <w:vMerge w:val="restart"/>
+            <w:tcBorders>
+              <w:top w:val="single" w:sz="4" w:space="0" w:color="B2B2B2"/>
+              <w:left w:val="single" w:sz="4" w:space="0" w:color="B2B2B2"/>
+              <w:bottom w:val="single" w:sz="4" w:space="0" w:color="B2B2B2"/>
+              <w:right w:val="single" w:sz="4" w:space="0" w:color="B2B2B2"/>
+            </w:tcBorders>
+            <w:shd w:val="clear" w:color="auto" w:fill="FFFFCC"/>
+            <w:hideMark/>
+          </w:tcPr>
+          <w:p>
+            <w:pPr>
+              <w:rPr>
+                <w:rFonts w:cstheme="minorHAnsi"/>
+                <w:b/>
+                <w:bCs/>
+              </w:rPr>
+            </w:pPr>
+            <w:r>
+              <w:rPr>
+                <w:rFonts w:cstheme="minorHAnsi"/>
+                <w:b/>
+                <w:bCs/>
+              </w:rPr>
+              <w:t>Actual Results</w:t>
+            </w:r>
+          </w:p>
+        </w:tc>
+        <w:tc>
+          <w:tcPr>
+            <w:tcW w:w="3407" w:type="dxa"/>
+            <w:gridSpan w:val="4"/>
+            <w:vMerge w:val="restart"/>
+            <w:tcBorders>
+              <w:top w:val="single" w:sz="4" w:space="0" w:color="B2B2B2"/>
+              <w:left w:val="single" w:sz="4" w:space="0" w:color="B2B2B2"/>
+              <w:bottom w:val="single" w:sz="4" w:space="0" w:color="B2B2B2"/>
+              <w:right w:val="single" w:sz="4" w:space="0" w:color="B2B2B2"/>
+            </w:tcBorders>
+            <w:shd w:val="clear" w:color="auto" w:fill="FFFFCC"/>
+            <w:hideMark/>
+          </w:tcPr>
+          <w:p>
+            <w:pPr>
+              <w:rPr>
+                <w:rFonts w:cstheme="minorHAnsi"/>
+                <w:b/>
+                <w:bCs/>
+              </w:rPr>
+            </w:pPr>
+            <w:r>
+              <w:rPr>
+                <w:rFonts w:cstheme="minorHAnsi"/>
+                <w:b/>
+                <w:bCs/>
+              </w:rPr>
+              <w:t xml:space="preserve">Pass / Fail </w:t>
+            </w:r>
+          </w:p>
+        </w:tc>
+      </w:tr>
+      <w:tr>
+        <w:trPr>
+          <w:gridAfter w:val="2"/>
+          <w:wAfter w:w="3346" w:type="dxa"/>
+          <w:trHeight w:val="477"/>
+        </w:trPr>
+        <w:tc>
+          <w:tcPr>
+            <w:tcW w:w="0" w:type="auto"/>
+            <w:gridSpan w:val="5"/>
+            <w:vMerge/>
+            <w:tcBorders>
+              <w:top w:val="single" w:sz="4" w:space="0" w:color="B2B2B2"/>
+              <w:left w:val="single" w:sz="4" w:space="0" w:color="B2B2B2"/>
+              <w:bottom w:val="single" w:sz="4" w:space="0" w:color="B2B2B2"/>
+              <w:right w:val="single" w:sz="4" w:space="0" w:color="B2B2B2"/>
+            </w:tcBorders>
+            <w:vAlign w:val="center"/>
+            <w:hideMark/>
+          </w:tcPr>
+          <w:p>
+            <w:pPr>
+              <w:rPr>
+                <w:rFonts w:cstheme="minorHAnsi"/>
+                <w:b/>
+                <w:bCs/>
+              </w:rPr>
+            </w:pPr>
+          </w:p>
+        </w:tc>
+        <w:tc>
+          <w:tcPr>
+            <w:tcW w:w="0" w:type="auto"/>
+            <w:gridSpan w:val="9"/>
+            <w:vMerge/>
+            <w:tcBorders>
+              <w:top w:val="single" w:sz="4" w:space="0" w:color="B2B2B2"/>
+              <w:left w:val="single" w:sz="4" w:space="0" w:color="B2B2B2"/>
+              <w:bottom w:val="single" w:sz="4" w:space="0" w:color="B2B2B2"/>
+              <w:right w:val="single" w:sz="4" w:space="0" w:color="B2B2B2"/>
+            </w:tcBorders>
+            <w:vAlign w:val="center"/>
+            <w:hideMark/>
+          </w:tcPr>
+          <w:p>
+            <w:pPr>
+              <w:rPr>
+                <w:rFonts w:cstheme="minorHAnsi"/>
+                <w:b/>
+                <w:bCs/>
+              </w:rPr>
+            </w:pPr>
+          </w:p>
+        </w:tc>
+        <w:tc>
+          <w:tcPr>
+            <w:tcW w:w="0" w:type="auto"/>
+            <w:gridSpan w:val="8"/>
+            <w:vMerge/>
+            <w:tcBorders>
+              <w:top w:val="single" w:sz="4" w:space="0" w:color="B2B2B2"/>
+              <w:left w:val="single" w:sz="4" w:space="0" w:color="B2B2B2"/>
+              <w:bottom w:val="single" w:sz="4" w:space="0" w:color="B2B2B2"/>
+              <w:right w:val="single" w:sz="4" w:space="0" w:color="B2B2B2"/>
+            </w:tcBorders>
+            <w:vAlign w:val="center"/>
+            <w:hideMark/>
+          </w:tcPr>
+          <w:p>
+            <w:pPr>
+              <w:rPr>
+                <w:rFonts w:cstheme="minorHAnsi"/>
+                <w:b/>
+                <w:bCs/>
+              </w:rPr>
+            </w:pPr>
+          </w:p>
+        </w:tc>
+        <w:tc>
+          <w:tcPr>
+            <w:tcW w:w="0" w:type="auto"/>
+            <w:gridSpan w:val="4"/>
+            <w:vMerge/>
+            <w:tcBorders>
+              <w:top w:val="single" w:sz="4" w:space="0" w:color="B2B2B2"/>
+              <w:left w:val="single" w:sz="4" w:space="0" w:color="B2B2B2"/>
+              <w:bottom w:val="single" w:sz="4" w:space="0" w:color="B2B2B2"/>
+              <w:right w:val="single" w:sz="4" w:space="0" w:color="B2B2B2"/>
+            </w:tcBorders>
+            <w:vAlign w:val="center"/>
+            <w:hideMark/>
+          </w:tcPr>
+          <w:p>
+            <w:pPr>
+              <w:rPr>
+                <w:rFonts w:cstheme="minorHAnsi"/>
+                <w:b/>
+                <w:bCs/>
+              </w:rPr>
+            </w:pPr>
+          </w:p>
+        </w:tc>
+        <w:tc>
+          <w:tcPr>
+            <w:tcW w:w="0" w:type="auto"/>
+            <w:gridSpan w:val="4"/>
+            <w:vMerge/>
+            <w:tcBorders>
+              <w:top w:val="single" w:sz="4" w:space="0" w:color="B2B2B2"/>
+              <w:left w:val="single" w:sz="4" w:space="0" w:color="B2B2B2"/>
+              <w:bottom w:val="single" w:sz="4" w:space="0" w:color="B2B2B2"/>
+              <w:right w:val="single" w:sz="4" w:space="0" w:color="B2B2B2"/>
+            </w:tcBorders>
+            <w:vAlign w:val="center"/>
+            <w:hideMark/>
+          </w:tcPr>
+          <w:p>
+            <w:pPr>
+              <w:rPr>
+                <w:rFonts w:cstheme="minorHAnsi"/>
+                <w:b/>
+                <w:bCs/>
+              </w:rPr>
+            </w:pPr>
+          </w:p>
+        </w:tc>
+      </w:tr>
+      <w:tr>
+        <w:trPr>
+          <w:gridAfter w:val="2"/>
+          <w:wAfter w:w="3346" w:type="dxa"/>
+          <w:trHeight w:val="1646"/>
+        </w:trPr>
+        <w:tc>
+          <w:tcPr>
+            <w:tcW w:w="2282" w:type="dxa"/>
+            <w:gridSpan w:val="5"/>
+            <w:tcBorders>
+              <w:top w:val="single" w:sz="4" w:space="0" w:color="auto"/>
+              <w:left w:val="single" w:sz="4" w:space="0" w:color="auto"/>
+              <w:bottom w:val="single" w:sz="4" w:space="0" w:color="auto"/>
+              <w:right w:val="single" w:sz="4" w:space="0" w:color="auto"/>
+            </w:tcBorders>
+            <w:hideMark/>
+          </w:tcPr>
+          <w:p>
+            <w:pPr>
+              <w:rPr>
+                <w:rFonts w:cstheme="minorHAnsi"/>
+              </w:rPr>
+            </w:pPr>
+            <w:r>
+              <w:rPr>
+                <w:rFonts w:cstheme="minorHAnsi"/>
+              </w:rPr>
+              <w:t>1.</w:t>
+            </w:r>
+            <w:r>
+              <w:rPr>
+                <w:rFonts w:cstheme="minorHAnsi"/>
+              </w:rPr>
+              <w:t>u</w:t>
+            </w:r>
+            <w:r>
+              <w:rPr>
+                <w:rFonts w:cstheme="minorHAnsi"/>
+              </w:rPr>
+              <w:t>ser login page is accessible, and database connection is active</w:t>
+            </w:r>
+          </w:p>
+        </w:tc>
+        <w:tc>
+          <w:tcPr>
+            <w:tcW w:w="3709" w:type="dxa"/>
+            <w:gridSpan w:val="9"/>
+            <w:tcBorders>
+              <w:top w:val="single" w:sz="4" w:space="0" w:color="auto"/>
+              <w:left w:val="nil"/>
+              <w:bottom w:val="single" w:sz="4" w:space="0" w:color="auto"/>
+              <w:right w:val="single" w:sz="4" w:space="0" w:color="auto"/>
+            </w:tcBorders>
+            <w:hideMark/>
+          </w:tcPr>
+          <w:p>
+            <w:pPr>
+              <w:rPr>
+                <w:rFonts w:cstheme="minorHAnsi"/>
+                <w:vanish/>
+                <w:lang w:val="en-US"/>
+              </w:rPr>
+            </w:pPr>
+            <w:r>
+              <w:rPr>
+                <w:rFonts w:cstheme="minorHAnsi"/>
+              </w:rPr>
+              <w:t>1.</w:t>
+            </w:r>
+            <w:r>
+              <w:rPr>
+                <w:rFonts w:cstheme="minorHAnsi"/>
+              </w:rPr>
+              <w:t>o</w:t>
+            </w:r>
+            <w:r>
+              <w:rPr>
+                <w:rFonts w:cstheme="minorHAnsi"/>
+              </w:rPr>
+              <w:t>pen login/check-in form.</w:t>
+            </w:r>
+            <w:r>
+              <w:rPr>
+                <w:rFonts w:cstheme="minorHAnsi"/>
+              </w:rPr>
+              <w:br/>
+              <w:t>2.</w:t>
+            </w:r>
+            <w:r>
+              <w:rPr>
+                <w:rFonts w:cstheme="minorHAnsi"/>
+              </w:rPr>
+              <w:t xml:space="preserve"> enter</w:t>
+            </w:r>
+            <w:r>
+              <w:rPr>
+                <w:rFonts w:cstheme="minorHAnsi"/>
+              </w:rPr>
+              <w:t xml:space="preserve"> malicious input: </w:t>
+            </w:r>
+            <w:r>
+              <w:rPr>
+                <w:rFonts w:cstheme="minorHAnsi"/>
+              </w:rPr>
+              <w:t xml:space="preserve"> or </w:t>
+            </w:r>
+            <w:r>
+              <w:rPr>
+                <w:rFonts w:cstheme="minorHAnsi"/>
+              </w:rPr>
+              <w:t>1=1 -- into input field</w:t>
+            </w:r>
+            <w:r>
+              <w:rPr>
+                <w:rFonts w:cstheme="minorHAnsi"/>
+              </w:rPr>
+              <w:br/>
+              <w:t>3.</w:t>
+            </w:r>
+            <w:r>
+              <w:rPr>
+                <w:rFonts w:cstheme="minorHAnsi"/>
+              </w:rPr>
+              <w:t>s</w:t>
+            </w:r>
+            <w:r>
+              <w:rPr>
+                <w:rFonts w:cstheme="minorHAnsi"/>
+              </w:rPr>
+              <w:t>ubmit the form</w:t>
+            </w:r>
+          </w:p>
+        </w:tc>
+        <w:tc>
+          <w:tcPr>
+            <w:tcW w:w="2715" w:type="dxa"/>
+            <w:gridSpan w:val="8"/>
+            <w:tcBorders>
+              <w:top w:val="single" w:sz="4" w:space="0" w:color="auto"/>
+              <w:left w:val="nil"/>
+              <w:bottom w:val="single" w:sz="4" w:space="0" w:color="auto"/>
+              <w:right w:val="single" w:sz="4" w:space="0" w:color="auto"/>
+            </w:tcBorders>
+            <w:hideMark/>
+          </w:tcPr>
+          <w:p>
+            <w:pPr>
+              <w:rPr>
+                <w:rFonts w:cstheme="minorHAnsi"/>
+              </w:rPr>
+            </w:pPr>
+            <w:r>
+              <w:rPr>
+                <w:rFonts w:cstheme="minorHAnsi"/>
+                <w:lang w:val="en-US"/>
+              </w:rPr>
+              <w:t xml:space="preserve"> 1.</w:t>
+            </w:r>
+            <w:r>
+              <w:rPr>
+                <w:rFonts w:cstheme="minorHAnsi"/>
+                <w:lang w:val="en-US"/>
+              </w:rPr>
+              <w:t>s</w:t>
+            </w:r>
+            <w:r>
+              <w:rPr>
+                <w:rFonts w:cstheme="minorHAnsi"/>
+              </w:rPr>
+              <w:t>system should reject malicious input without exposing database information or bypassing authentication</w:t>
+            </w:r>
+          </w:p>
+        </w:tc>
+        <w:tc>
+          <w:tcPr>
+            <w:tcW w:w="2252" w:type="dxa"/>
+            <w:gridSpan w:val="4"/>
+            <w:tcBorders>
+              <w:top w:val="single" w:sz="4" w:space="0" w:color="auto"/>
+              <w:left w:val="nil"/>
+              <w:bottom w:val="single" w:sz="4" w:space="0" w:color="auto"/>
+              <w:right w:val="single" w:sz="4" w:space="0" w:color="000000"/>
+            </w:tcBorders>
+            <w:hideMark/>
+          </w:tcPr>
+          <w:p>
+            <w:pPr>
+              <w:rPr>
+                <w:rFonts w:cstheme="minorHAnsi"/>
+              </w:rPr>
+            </w:pPr>
+            <w:r>
+              <w:rPr>
+                <w:rFonts w:cstheme="minorHAnsi"/>
+              </w:rPr>
+              <w:t>1.</w:t>
+            </w:r>
+            <w:r>
+              <w:t xml:space="preserve"> </w:t>
+            </w:r>
+            <w:r>
+              <w:t>t</w:t>
+            </w:r>
+            <w:r>
+              <w:rPr>
+                <w:rFonts w:cstheme="minorHAnsi"/>
+              </w:rPr>
+              <w:t>he system rejected the malicious SQL input successfully</w:t>
+            </w:r>
+          </w:p>
+          <w:p>
+            <w:pPr>
+              <w:rPr>
+                <w:rFonts w:cstheme="minorHAnsi"/>
+              </w:rPr>
+            </w:pPr>
+            <w:r>
+              <w:rPr>
+                <w:rFonts w:cstheme="minorHAnsi"/>
+              </w:rPr>
+              <w:t>2.n</w:t>
+            </w:r>
+            <w:r>
+              <w:rPr>
+                <w:rFonts w:cstheme="minorHAnsi"/>
+              </w:rPr>
+              <w:t xml:space="preserve">o unauthorized access was </w:t>
+            </w:r>
+            <w:r>
+              <w:rPr>
+                <w:rFonts w:cstheme="minorHAnsi"/>
+              </w:rPr>
+              <w:t>granted,</w:t>
+            </w:r>
+            <w:r>
+              <w:rPr>
+                <w:rFonts w:cstheme="minorHAnsi"/>
+              </w:rPr>
+              <w:t xml:space="preserve"> and database integrity remained secure due to prepared </w:t>
+            </w:r>
+            <w:r>
+              <w:rPr>
+                <w:rFonts w:cstheme="minorHAnsi"/>
+              </w:rPr>
+              <w:lastRenderedPageBreak/>
+              <w:t>statements and parameter binding implementation</w:t>
+            </w:r>
+          </w:p>
+        </w:tc>
+        <w:tc>
+          <w:tcPr>
+            <w:tcW w:w="3407" w:type="dxa"/>
+            <w:gridSpan w:val="4"/>
+            <w:tcBorders>
+              <w:top w:val="single" w:sz="4" w:space="0" w:color="auto"/>
+              <w:left w:val="nil"/>
+              <w:bottom w:val="single" w:sz="4" w:space="0" w:color="auto"/>
+              <w:right w:val="single" w:sz="4" w:space="0" w:color="000000"/>
+            </w:tcBorders>
+            <w:hideMark/>
+          </w:tcPr>
+          <w:p>
+            <w:pPr>
+              <w:rPr>
+                <w:rFonts w:cstheme="minorHAnsi"/>
+              </w:rPr>
+            </w:pPr>
+            <w:r>
+              <w:rPr>
+                <w:rFonts w:cstheme="minorHAnsi"/>
+              </w:rPr>
+              <w:lastRenderedPageBreak/>
+              <w:t>Pass</w:t>
+            </w:r>
+          </w:p>
+        </w:tc>
+      </w:tr>
+    </w:tbl>
     <w:p>
       <w:pPr>
         <w:rPr>
@@ -2465,7 +4251,14 @@
                 <w:rFonts w:eastAsia="Times New Roman" w:cstheme="minorHAnsi"/>
                 <w:lang w:eastAsia="en-GB"/>
               </w:rPr>
-              <w:t>002</w:t>
+              <w:t>00</w:t>
+            </w:r>
+            <w:r>
+              <w:rPr>
+                <w:rFonts w:eastAsia="Times New Roman" w:cstheme="minorHAnsi"/>
+                <w:lang w:eastAsia="en-GB"/>
+              </w:rPr>
+              <w:t>3</w:t>
             </w:r>
           </w:p>
         </w:tc>
@@ -4333,6 +6126,7 @@
                 <w:rFonts w:eastAsia="Times New Roman" w:cstheme="minorHAnsi"/>
                 <w:lang w:eastAsia="en-GB"/>
               </w:rPr>
+              <w:lastRenderedPageBreak/>
               <w:t>1</w:t>
             </w:r>
             <w:r>
@@ -4554,14 +6348,7 @@
                 <w:rFonts w:eastAsia="Times New Roman" w:cstheme="minorHAnsi"/>
                 <w:lang w:eastAsia="en-GB"/>
               </w:rPr>
-              <w:t>M</w:t>
-            </w:r>
-            <w:r>
-              <w:rPr>
-                <w:rFonts w:eastAsia="Times New Roman" w:cstheme="minorHAnsi"/>
-                <w:lang w:eastAsia="en-GB"/>
-              </w:rPr>
-              <w:t>essage</w:t>
+              <w:t>Message</w:t>
             </w:r>
             <w:r>
               <w:rPr>
@@ -4722,7 +6509,6 @@
                 <w:bCs/>
                 <w:lang w:eastAsia="en-GB"/>
               </w:rPr>
-              <w:lastRenderedPageBreak/>
               <w:t>Test Case ID</w:t>
             </w:r>
           </w:p>
@@ -4781,7 +6567,14 @@
                 <w:rFonts w:eastAsia="Times New Roman" w:cstheme="minorHAnsi"/>
                 <w:lang w:eastAsia="en-GB"/>
               </w:rPr>
-              <w:t>003</w:t>
+              <w:t>00</w:t>
+            </w:r>
+            <w:r>
+              <w:rPr>
+                <w:rFonts w:eastAsia="Times New Roman" w:cstheme="minorHAnsi"/>
+                <w:lang w:eastAsia="en-GB"/>
+              </w:rPr>
+              <w:t>4</w:t>
             </w:r>
           </w:p>
         </w:tc>
@@ -6707,6 +8500,7 @@
                 <w:rFonts w:eastAsia="Times New Roman" w:cstheme="minorHAnsi"/>
                 <w:lang w:eastAsia="en-GB"/>
               </w:rPr>
+              <w:lastRenderedPageBreak/>
               <w:t>2.response returned accordingly</w:t>
             </w:r>
           </w:p>
@@ -6736,6 +8530,7 @@
                 <w:rFonts w:eastAsia="Times New Roman" w:cstheme="minorHAnsi"/>
                 <w:lang w:eastAsia="en-GB"/>
               </w:rPr>
+              <w:lastRenderedPageBreak/>
               <w:t>Pass</w:t>
             </w:r>
           </w:p>
@@ -6853,7 +8648,6 @@
                 <w:bCs/>
                 <w:lang w:eastAsia="en-GB"/>
               </w:rPr>
-              <w:lastRenderedPageBreak/>
               <w:t>Test Case ID</w:t>
             </w:r>
           </w:p>
@@ -6905,7 +8699,14 @@
                 <w:rFonts w:eastAsia="Times New Roman" w:cstheme="minorHAnsi"/>
                 <w:lang w:eastAsia="en-GB"/>
               </w:rPr>
-              <w:t>_004</w:t>
+              <w:t>_00</w:t>
+            </w:r>
+            <w:r>
+              <w:rPr>
+                <w:rFonts w:eastAsia="Times New Roman" w:cstheme="minorHAnsi"/>
+                <w:lang w:eastAsia="en-GB"/>
+              </w:rPr>
+              <w:t>5</w:t>
             </w:r>
           </w:p>
         </w:tc>
@@ -8981,6 +10782,7 @@
                 <w:rFonts w:eastAsia="Times New Roman" w:cstheme="minorHAnsi"/>
                 <w:lang w:eastAsia="en-GB"/>
               </w:rPr>
+              <w:lastRenderedPageBreak/>
               <w:t>message: not logged in  returned</w:t>
             </w:r>
           </w:p>
@@ -9019,6 +10821,7 @@
                 <w:rFonts w:eastAsia="Times New Roman" w:cstheme="minorHAnsi"/>
                 <w:lang w:eastAsia="en-GB"/>
               </w:rPr>
+              <w:lastRenderedPageBreak/>
               <w:t>Pass</w:t>
             </w:r>
           </w:p>
@@ -9136,7 +10939,6 @@
                 <w:bCs/>
                 <w:lang w:eastAsia="en-GB"/>
               </w:rPr>
-              <w:lastRenderedPageBreak/>
               <w:t>Test Case ID</w:t>
             </w:r>
           </w:p>
@@ -9181,7 +10983,14 @@
                 <w:rFonts w:eastAsia="Times New Roman" w:cstheme="minorHAnsi"/>
                 <w:lang w:eastAsia="en-GB"/>
               </w:rPr>
-              <w:t>_005</w:t>
+              <w:t>_00</w:t>
+            </w:r>
+            <w:r>
+              <w:rPr>
+                <w:rFonts w:eastAsia="Times New Roman" w:cstheme="minorHAnsi"/>
+                <w:lang w:eastAsia="en-GB"/>
+              </w:rPr>
+              <w:t>6</w:t>
             </w:r>
           </w:p>
         </w:tc>
@@ -11258,6 +13067,7 @@
                 <w:rFonts w:eastAsia="Times New Roman" w:cstheme="minorHAnsi"/>
                 <w:lang w:eastAsia="en-GB"/>
               </w:rPr>
+              <w:lastRenderedPageBreak/>
               <w:t>message invalid request returned</w:t>
             </w:r>
           </w:p>
@@ -11287,6 +13097,7 @@
                 <w:rFonts w:eastAsia="Times New Roman" w:cstheme="minorHAnsi"/>
                 <w:lang w:eastAsia="en-GB"/>
               </w:rPr>
+              <w:lastRenderedPageBreak/>
               <w:t>Pass</w:t>
             </w:r>
           </w:p>
@@ -11462,7 +13273,14 @@
                 <w:rFonts w:eastAsia="Times New Roman" w:cstheme="minorHAnsi"/>
                 <w:lang w:eastAsia="en-GB"/>
               </w:rPr>
-              <w:t>_006</w:t>
+              <w:t>_00</w:t>
+            </w:r>
+            <w:r>
+              <w:rPr>
+                <w:rFonts w:eastAsia="Times New Roman" w:cstheme="minorHAnsi"/>
+                <w:lang w:eastAsia="en-GB"/>
+              </w:rPr>
+              <w:t>7</w:t>
             </w:r>
           </w:p>
         </w:tc>
@@ -13003,6 +14821,7 @@
                 <w:bCs/>
                 <w:lang w:eastAsia="en-GB"/>
               </w:rPr>
+              <w:lastRenderedPageBreak/>
               <w:t>Precondition</w:t>
             </w:r>
           </w:p>
@@ -13620,7 +15439,6 @@
                 <w:bCs/>
                 <w:lang w:eastAsia="en-GB"/>
               </w:rPr>
-              <w:lastRenderedPageBreak/>
               <w:t>Test Case ID</w:t>
             </w:r>
           </w:p>
@@ -13665,7 +15483,14 @@
                 <w:rFonts w:eastAsia="Times New Roman" w:cstheme="minorHAnsi"/>
                 <w:lang w:eastAsia="en-GB"/>
               </w:rPr>
-              <w:t>_007</w:t>
+              <w:t>_00</w:t>
+            </w:r>
+            <w:r>
+              <w:rPr>
+                <w:rFonts w:eastAsia="Times New Roman" w:cstheme="minorHAnsi"/>
+                <w:lang w:eastAsia="en-GB"/>
+              </w:rPr>
+              <w:t>8</w:t>
             </w:r>
           </w:p>
         </w:tc>
@@ -15707,6 +17532,7 @@
                 <w:rFonts w:eastAsia="Times New Roman" w:cstheme="minorHAnsi"/>
                 <w:lang w:eastAsia="en-GB"/>
               </w:rPr>
+              <w:lastRenderedPageBreak/>
               <w:t xml:space="preserve">message </w:t>
             </w:r>
             <w:r>
@@ -15743,6 +17569,7 @@
                 <w:rFonts w:eastAsia="Times New Roman" w:cstheme="minorHAnsi"/>
                 <w:lang w:eastAsia="en-GB"/>
               </w:rPr>
+              <w:lastRenderedPageBreak/>
               <w:t>Pass</w:t>
             </w:r>
           </w:p>
@@ -17755,6 +19582,7 @@
   <w:style w:type="character" w:default="1" w:styleId="DefaultParagraphFont">
     <w:name w:val="Default Paragraph Font"/>
     <w:uiPriority w:val="1"/>
+    <w:semiHidden/>
     <w:unhideWhenUsed/>
   </w:style>
   <w:style w:type="table" w:default="1" w:styleId="TableNormal">
